--- a/docs/03_Tai_lieu_API_RailGo.docx
+++ b/docs/03_Tai_lieu_API_RailGo.docx
@@ -2044,7 +2044,7 @@
                 <w:b w:val="0"/>
                 <w:sz w:val="16"/>
               </w:rPr>
-              <w:t>/api/trips/search?from=ST-HN&amp;to=ST-DN&amp;date=2026-10-24&amp;passengers=1</w:t>
+              <w:t>/api/trips/search?from=ST-HN&amp;to=ST-DN&amp;date={{demoDate}}&amp;passengers=1</w:t>
             </w:r>
           </w:p>
         </w:tc>
@@ -5518,7 +5518,7 @@
         <w:pStyle w:val="Heading2"/>
       </w:pPr>
       <w:r>
-        <w:t>4.5. GET /api/trips/search?from=ST-HN&amp;to=ST-DN&amp;date=2026-10-24&amp;passengers=1 – Tìm chuyến</w:t>
+        <w:t>4.5. GET /api/trips/search?from=ST-HN&amp;to=ST-DN&amp;date={{demoDate}}&amp;passengers=1 – Tìm chuyến</w:t>
       </w:r>
     </w:p>
     <w:tbl>
@@ -5615,7 +5615,7 @@
                 <w:b w:val="0"/>
                 <w:sz w:val="16"/>
               </w:rPr>
-              <w:t>GET {{baseUrl}}/trips/search?from=ST-HN&amp;to=ST-DN&amp;date=2026-10-24&amp;passengers=1</w:t>
+              <w:t>GET {{baseUrl}}/trips/search?from=ST-HN&amp;to=ST-DN&amp;date={{demoDate}}&amp;passengers=1</w:t>
             </w:r>
           </w:p>
         </w:tc>
@@ -5831,7 +5831,7 @@
                 <w:b w:val="0"/>
                 <w:sz w:val="16"/>
               </w:rPr>
-              <w:t>Query string</w:t>
+              <w:t>Query string; demoDate lấy từ GET /api/health</w:t>
             </w:r>
           </w:p>
         </w:tc>
